--- a/assets/formulaire-retractation.docx
+++ b/assets/formulaire-retractation.docx
@@ -94,7 +94,7 @@
         <w:rPr>
           <w:rtl w:val="0"/>
         </w:rPr>
-        <w:t xml:space="preserve">[votre adresse e-mail]</w:t>
+        <w:t xml:space="preserve">contact@otreau.com</w:t>
       </w:r>
     </w:p>
     <w:p>
